--- a/Keerthana_Santhanam_Resume-Claude.docx
+++ b/Keerthana_Santhanam_Resume-Claude.docx
@@ -85,6 +85,11 @@
         </w:pBdr>
         <w:spacing w:after="130"/>
         <w:jc w:val="center"/>
+        <w:rPr>
+          <w:color w:val="595959"/>
+          <w:sz w:val="19"/>
+          <w:szCs w:val="19"/>
+        </w:rPr>
       </w:pPr>
       <w:r>
         <w:rPr>
@@ -148,6 +153,15 @@
         </w:rPr>
         <w:t xml:space="preserve">  </w:t>
       </w:r>
+    </w:p>
+    <w:p>
+      <w:pPr>
+        <w:pBdr>
+          <w:bottom w:val="single" w:sz="6" w:space="4" w:color="1F497D"/>
+        </w:pBdr>
+        <w:spacing w:after="130"/>
+        <w:jc w:val="center"/>
+      </w:pPr>
       <w:r>
         <w:rPr>
           <w:color w:val="595959"/>
@@ -689,16 +703,7 @@
           <w:sz w:val="19"/>
           <w:szCs w:val="19"/>
         </w:rPr>
-        <w:t>O</w:t>
-      </w:r>
-      <w:r>
-        <w:rPr>
-          <w:b/>
-          <w:bCs/>
-          <w:sz w:val="19"/>
-          <w:szCs w:val="19"/>
-        </w:rPr>
-        <w:t xml:space="preserve">racle Cloud Infrastructure 2025 Foundations Associate (1Z0-1085-25), </w:t>
+        <w:t xml:space="preserve">Oracle Cloud Infrastructure 2025 Foundations Associate (1Z0-1085-25), </w:t>
       </w:r>
       <w:r>
         <w:rPr>
@@ -1413,6 +1418,7 @@
   <w:style w:type="character" w:default="1" w:styleId="DefaultParagraphFont">
     <w:name w:val="Default Paragraph Font"/>
     <w:uiPriority w:val="1"/>
+    <w:semiHidden/>
     <w:unhideWhenUsed/>
   </w:style>
   <w:style w:type="table" w:default="1" w:styleId="TableNormal">

--- a/Keerthana_Santhanam_Resume-Claude.docx
+++ b/Keerthana_Santhanam_Resume-Claude.docx
@@ -31,51 +31,7 @@
           <w:sz w:val="23"/>
           <w:szCs w:val="23"/>
         </w:rPr>
-        <w:t xml:space="preserve">Data </w:t>
-      </w:r>
-      <w:proofErr w:type="gramStart"/>
-      <w:r>
-        <w:rPr>
-          <w:b/>
-          <w:bCs/>
-          <w:color w:val="4472C4"/>
-          <w:sz w:val="23"/>
-          <w:szCs w:val="23"/>
-        </w:rPr>
-        <w:t>Engineer  |</w:t>
-      </w:r>
-      <w:proofErr w:type="gramEnd"/>
-      <w:r>
-        <w:rPr>
-          <w:b/>
-          <w:bCs/>
-          <w:color w:val="4472C4"/>
-          <w:sz w:val="23"/>
-          <w:szCs w:val="23"/>
-        </w:rPr>
-        <w:t xml:space="preserve">  5+ Years </w:t>
-      </w:r>
-      <w:proofErr w:type="gramStart"/>
-      <w:r>
-        <w:rPr>
-          <w:b/>
-          <w:bCs/>
-          <w:color w:val="4472C4"/>
-          <w:sz w:val="23"/>
-          <w:szCs w:val="23"/>
-        </w:rPr>
-        <w:t>Experience  |</w:t>
-      </w:r>
-      <w:proofErr w:type="gramEnd"/>
-      <w:r>
-        <w:rPr>
-          <w:b/>
-          <w:bCs/>
-          <w:color w:val="4472C4"/>
-          <w:sz w:val="23"/>
-          <w:szCs w:val="23"/>
-        </w:rPr>
-        <w:t xml:space="preserve">  Banking &amp; Retail</w:t>
+        <w:t>Data Engineer  |  5+ Years Experience  |  Banking &amp; Retail</w:t>
       </w:r>
     </w:p>
     <w:p>
@@ -97,61 +53,7 @@
           <w:sz w:val="19"/>
           <w:szCs w:val="19"/>
         </w:rPr>
-        <w:t xml:space="preserve">Chennai, </w:t>
-      </w:r>
-      <w:proofErr w:type="gramStart"/>
-      <w:r>
-        <w:rPr>
-          <w:color w:val="595959"/>
-          <w:sz w:val="19"/>
-          <w:szCs w:val="19"/>
-        </w:rPr>
-        <w:t>India  |</w:t>
-      </w:r>
-      <w:proofErr w:type="gramEnd"/>
-      <w:r>
-        <w:rPr>
-          <w:color w:val="595959"/>
-          <w:sz w:val="19"/>
-          <w:szCs w:val="19"/>
-        </w:rPr>
-        <w:t xml:space="preserve">  +91 </w:t>
-      </w:r>
-      <w:proofErr w:type="gramStart"/>
-      <w:r>
-        <w:rPr>
-          <w:color w:val="595959"/>
-          <w:sz w:val="19"/>
-          <w:szCs w:val="19"/>
-        </w:rPr>
-        <w:t>9566859198  |</w:t>
-      </w:r>
-      <w:proofErr w:type="gramEnd"/>
-      <w:r>
-        <w:rPr>
-          <w:color w:val="595959"/>
-          <w:sz w:val="19"/>
-          <w:szCs w:val="19"/>
-        </w:rPr>
-        <w:t xml:space="preserve">  </w:t>
-      </w:r>
-      <w:proofErr w:type="gramStart"/>
-      <w:r>
-        <w:rPr>
-          <w:color w:val="595959"/>
-          <w:sz w:val="19"/>
-          <w:szCs w:val="19"/>
-        </w:rPr>
-        <w:t>Keerthanasanthanam1999@gmail.com  |</w:t>
-      </w:r>
-      <w:proofErr w:type="gramEnd"/>
-      <w:r>
-        <w:rPr>
-          <w:color w:val="595959"/>
-          <w:sz w:val="19"/>
-          <w:szCs w:val="19"/>
-        </w:rPr>
-        <w:t xml:space="preserve">  </w:t>
+        <w:t xml:space="preserve">Chennai, India  |  +91 9566859198  |  Keerthanasanthanam1999@gmail.com  |  </w:t>
       </w:r>
     </w:p>
     <w:p>
@@ -235,18 +137,7 @@
           <w:sz w:val="21"/>
           <w:szCs w:val="21"/>
         </w:rPr>
-        <w:t xml:space="preserve">Cognizant Technology </w:t>
-      </w:r>
-      <w:proofErr w:type="gramStart"/>
-      <w:r>
-        <w:rPr>
-          <w:b/>
-          <w:bCs/>
-          <w:color w:val="1A1A1A"/>
-          <w:sz w:val="21"/>
-          <w:szCs w:val="21"/>
-        </w:rPr>
-        <w:t>Solutions</w:t>
+        <w:t>Cognizant Technology Solutions</w:t>
       </w:r>
       <w:r>
         <w:rPr>
@@ -254,16 +145,7 @@
           <w:sz w:val="21"/>
           <w:szCs w:val="21"/>
         </w:rPr>
-        <w:t xml:space="preserve">  |</w:t>
-      </w:r>
-      <w:proofErr w:type="gramEnd"/>
-      <w:r>
-        <w:rPr>
-          <w:color w:val="595959"/>
-          <w:sz w:val="21"/>
-          <w:szCs w:val="21"/>
-        </w:rPr>
-        <w:t xml:space="preserve">  </w:t>
+        <w:t xml:space="preserve">  |  </w:t>
       </w:r>
       <w:r>
         <w:rPr>
@@ -325,7 +207,23 @@
           <w:sz w:val="19"/>
           <w:szCs w:val="19"/>
         </w:rPr>
-        <w:t>Managed 1000+ daily and monthly batch jobs using UAC and Orchestration tools, ensuring 100% SLA compliance across critical banking workflows.</w:t>
+        <w:t>Developed</w:t>
+      </w:r>
+      <w:r>
+        <w:rPr>
+          <w:color w:val="1A1A1A"/>
+          <w:sz w:val="19"/>
+          <w:szCs w:val="19"/>
+        </w:rPr>
+        <w:t xml:space="preserve"> and Enhanced</w:t>
+      </w:r>
+      <w:r>
+        <w:rPr>
+          <w:color w:val="1A1A1A"/>
+          <w:sz w:val="19"/>
+          <w:szCs w:val="19"/>
+        </w:rPr>
+        <w:t xml:space="preserve"> ETL workflows and automation triggers in Informatica PowerCenter, reducing manual intervention by 30% through end-to-end automation.</w:t>
       </w:r>
     </w:p>
     <w:p>
@@ -379,7 +277,7 @@
           <w:sz w:val="19"/>
           <w:szCs w:val="19"/>
         </w:rPr>
-        <w:t>Developed ETL workflows and automation triggers in Informatica PowerCenter, reducing manual intervention by 30% through end-to-end automation.</w:t>
+        <w:t>Managed 1000+ daily and monthly batch jobs using UAC and Orchestration tools, ensuring 100% SLA compliance across critical banking workflows</w:t>
       </w:r>
     </w:p>
     <w:p>
@@ -415,7 +313,15 @@
           <w:sz w:val="19"/>
           <w:szCs w:val="19"/>
         </w:rPr>
-        <w:t>Conducted KT sessions for new joiners, led daily standups for 10+ teams, and mentored junior engineers on ETL processes, UAC workflows, and orchestration tools.</w:t>
+        <w:t xml:space="preserve">Conducted </w:t>
+      </w:r>
+      <w:r>
+        <w:rPr>
+          <w:color w:val="1A1A1A"/>
+          <w:sz w:val="19"/>
+          <w:szCs w:val="19"/>
+        </w:rPr>
+        <w:t>KT sessions for junior engineers on ETL processes, UAC workflows, and orchestration tools.</w:t>
       </w:r>
     </w:p>
     <w:p>
@@ -1418,7 +1324,6 @@
   <w:style w:type="character" w:default="1" w:styleId="DefaultParagraphFont">
     <w:name w:val="Default Paragraph Font"/>
     <w:uiPriority w:val="1"/>
-    <w:semiHidden/>
     <w:unhideWhenUsed/>
   </w:style>
   <w:style w:type="table" w:default="1" w:styleId="TableNormal">
